--- a/docs/職務経歴書_松田徳義.docx
+++ b/docs/職務経歴書_松田徳義.docx
@@ -31,7 +31,7 @@
           <w:sz w:val="20"/>
           <w:szCs w:val="20"/>
         </w:rPr>
-        <w:t xml:space="preserve">2026年8月17日 現在</w:t>
+        <w:t xml:space="preserve">2026年8月20日 現在</w:t>
       </w:r>
     </w:p>
     <w:p>
@@ -96,7 +96,7 @@
           <w:sz w:val="20"/>
           <w:szCs w:val="20"/>
         </w:rPr>
-        <w:t xml:space="preserve">27年にわたり、日本およびグレーターチャイナで事業運営に携わってまいりました。テレビ局の番組ディレクターとして社会人を開始し、株式会社リクルートに16年在籍。後半は経営企画室の事業企画課長として、年商約350億円の事業部の事業計画とマーケティング戦略を担い、複数拠点にまたがる最大63名の組織を管掌しました。</w:t>
+        <w:t xml:space="preserve">27年にわたり、日本およびグレーターチャイナで事業運営に携わってまいりました。テレビ局の番組ディレクターとして社会人を開始し、株式会社リクルートに16年在籍。後半は経営企画室の事業企画課長として、年商約350億円の事業部の事業計画とマーケティング戦略を担い、複数拠点にまたがる最大63名の組織を管掌しました。在籍中には、店舗向け業務支援プラットフォーム「Airレジ」の立ち上げにも事業企画として参画しています。</w:t>
       </w:r>
     </w:p>
     <w:p>
@@ -445,6 +445,22 @@
           <w:sz w:val="20"/>
           <w:szCs w:val="20"/>
         </w:rPr>
+        <w:t xml:space="preserve">・店舗向け業務支援プラットフォーム「Airレジ」の立ち上げに事業企画として参画（2010年代前半）。予約・決済（送金）まわりの企画に携わる</w:t>
+      </w:r>
+    </w:p>
+    <w:p>
+      <w:pPr>
+        <w:spacing w:after="30" w:before="0"/>
+        <w:ind w:left="200"/>
+      </w:pPr>
+      <w:r>
+        <w:rPr>
+          <w:rFonts w:ascii="Yu Gothic" w:cs="Yu Gothic" w:eastAsia="Yu Gothic" w:hAnsi="Yu Gothic"/>
+          <w:b w:val="false"/>
+          <w:bCs w:val="false"/>
+          <w:sz w:val="20"/>
+          <w:szCs w:val="20"/>
+        </w:rPr>
         <w:t xml:space="preserve">・複数拠点にまたがる最大63名の組織を管掌</w:t>
       </w:r>
     </w:p>
@@ -575,6 +591,22 @@
           <w:szCs w:val="20"/>
         </w:rPr>
         <w:t xml:space="preserve">・経営企画／事業企画：年商350億円規模の事業計画策定、予実管理、投資判断の論点整理、経営層・役員への提言と合意形成</w:t>
+      </w:r>
+    </w:p>
+    <w:p>
+      <w:pPr>
+        <w:spacing w:after="30" w:before="0"/>
+        <w:ind w:left="200"/>
+      </w:pPr>
+      <w:r>
+        <w:rPr>
+          <w:rFonts w:ascii="Yu Gothic" w:cs="Yu Gothic" w:eastAsia="Yu Gothic" w:hAnsi="Yu Gothic"/>
+          <w:b w:val="false"/>
+          <w:bCs w:val="false"/>
+          <w:sz w:val="20"/>
+          <w:szCs w:val="20"/>
+        </w:rPr>
+        <w:t xml:space="preserve">・プラットフォーム立ち上げ：店舗向け業務支援サービスの事業企画として、予約・決済（送金）まわりの企画に参画</w:t>
       </w:r>
     </w:p>
     <w:p>

--- a/docs/職務経歴書_松田徳義.docx
+++ b/docs/職務経歴書_松田徳義.docx
@@ -461,7 +461,7 @@
           <w:sz w:val="20"/>
           <w:szCs w:val="20"/>
         </w:rPr>
-        <w:t xml:space="preserve">・複数拠点にまたがる最大63名の組織を管掌</w:t>
+        <w:t xml:space="preserve">・複数拠点にまたがる最大63名の組織を管掌。マネージャーとして採用の要件定義と評価制度の設定に関与し、求める人材像の定義から評価基準の言語化、採点シートへの落とし込みまでを担当</w:t>
       </w:r>
     </w:p>
     <w:p>
@@ -654,7 +654,7 @@
           <w:sz w:val="20"/>
           <w:szCs w:val="20"/>
         </w:rPr>
-        <w:t xml:space="preserve">・組織マネジメント：複数拠点・最大63名の管掌、業績不振組織の立て直し</w:t>
+        <w:t xml:space="preserve">・組織マネジメント／人事：複数拠点・最大63名の管掌、業績不振組織の立て直し、採用要件の定義と評価制度の設定</w:t>
       </w:r>
     </w:p>
     <w:p>

--- a/docs/職務経歴書_松田徳義.docx
+++ b/docs/職務経歴書_松田徳義.docx
@@ -557,6 +557,39 @@
           <w:szCs w:val="20"/>
         </w:rPr>
         <w:t xml:space="preserve">・ANN系列の地方局にて、テレビ番組の制作・演出を担当</w:t>
+      </w:r>
+    </w:p>
+    <w:p>
+      <w:pPr>
+        <w:pBdr>
+          <w:bottom w:val="single" w:color="333333" w:sz="8" w:space="4"/>
+        </w:pBdr>
+        <w:spacing w:after="100" w:before="240"/>
+      </w:pPr>
+      <w:r>
+        <w:rPr>
+          <w:rFonts w:ascii="Yu Gothic" w:cs="Yu Gothic" w:eastAsia="Yu Gothic" w:hAnsi="Yu Gothic"/>
+          <w:b/>
+          <w:bCs/>
+          <w:sz w:val="24"/>
+          <w:szCs w:val="24"/>
+        </w:rPr>
+        <w:t xml:space="preserve">学歴</w:t>
+      </w:r>
+    </w:p>
+    <w:p>
+      <w:pPr>
+        <w:spacing w:after="40" w:before="140"/>
+      </w:pPr>
+      <w:r>
+        <w:rPr>
+          <w:rFonts w:ascii="Yu Gothic" w:cs="Yu Gothic" w:eastAsia="Yu Gothic" w:hAnsi="Yu Gothic"/>
+          <w:b/>
+          <w:bCs/>
+          <w:sz w:val="21"/>
+          <w:szCs w:val="21"/>
+        </w:rPr>
+        <w:t xml:space="preserve">1999年3月　　中央大学 法学部 卒業</w:t>
       </w:r>
     </w:p>
     <w:p>
